--- a/landing/src/content/docs/agent/workspaces-sessions.md.docx
+++ b/landing/src/content/docs/agent/workspaces-sessions.md.docx
@@ -85,6 +85,7 @@
           <w:numId w:val="1"/>
         </w:numPr>
         <w:ind w:left="720" w:hanging="360"/>
+        <w:rPr/>
       </w:pPr>
       <w:r>
         <w:rPr>
@@ -100,6 +101,7 @@
           <w:numId w:val="1"/>
         </w:numPr>
         <w:ind w:left="720" w:hanging="360"/>
+        <w:rPr/>
       </w:pPr>
       <w:r>
         <w:rPr>
@@ -115,6 +117,7 @@
           <w:numId w:val="1"/>
         </w:numPr>
         <w:ind w:left="720" w:hanging="360"/>
+        <w:rPr/>
       </w:pPr>
       <w:r>
         <w:rPr>
@@ -130,6 +133,7 @@
           <w:numId w:val="1"/>
         </w:numPr>
         <w:ind w:left="720" w:hanging="360"/>
+        <w:rPr/>
       </w:pPr>
       <w:r>
         <w:rPr>
@@ -145,6 +149,7 @@
           <w:numId w:val="1"/>
         </w:numPr>
         <w:ind w:left="720" w:hanging="360"/>
+        <w:rPr/>
       </w:pPr>
       <w:r>
         <w:rPr>
@@ -160,6 +165,7 @@
           <w:numId w:val="1"/>
         </w:numPr>
         <w:ind w:left="720" w:hanging="360"/>
+        <w:rPr/>
       </w:pPr>
       <w:r>
         <w:rPr>
@@ -175,6 +181,7 @@
           <w:numId w:val="1"/>
         </w:numPr>
         <w:ind w:left="720" w:hanging="360"/>
+        <w:rPr/>
       </w:pPr>
       <w:r>
         <w:rPr>
@@ -190,6 +197,7 @@
           <w:numId w:val="1"/>
         </w:numPr>
         <w:ind w:left="720" w:hanging="360"/>
+        <w:rPr/>
       </w:pPr>
       <w:r>
         <w:rPr>
@@ -279,7 +287,7 @@
         <w:pStyle w:val="Heading2"/>
         <w:rPr/>
       </w:pPr>
-      <w:bookmarkStart w:colFirst="0" w:colLast="0" w:name="_9hjx2b71krli" w:id="0"/>
+      <w:bookmarkStart w:colFirst="0" w:colLast="0" w:name="_calff62qfl86" w:id="0"/>
       <w:bookmarkEnd w:id="0"/>
       <w:r>
         <w:rPr>
@@ -354,7 +362,7 @@
         <w:pStyle w:val="Heading2"/>
         <w:rPr/>
       </w:pPr>
-      <w:bookmarkStart w:colFirst="0" w:colLast="0" w:name="_mofrd0m80i5p" w:id="1"/>
+      <w:bookmarkStart w:colFirst="0" w:colLast="0" w:name="_479uhmwypal8" w:id="1"/>
       <w:bookmarkEnd w:id="1"/>
       <w:r>
         <w:rPr>
@@ -429,7 +437,7 @@
         <w:pStyle w:val="Heading2"/>
         <w:rPr/>
       </w:pPr>
-      <w:bookmarkStart w:colFirst="0" w:colLast="0" w:name="_1j83zlnoa1eh" w:id="2"/>
+      <w:bookmarkStart w:colFirst="0" w:colLast="0" w:name="_w8lzbt5tv3gq" w:id="2"/>
       <w:bookmarkEnd w:id="2"/>
       <w:r>
         <w:rPr>
@@ -499,13 +507,18 @@
         </w:rPr>
         <w:t xml:space="preserve">Use Ctrl+W / ⌘W to close the active chat tab when focus is in the chat surface.</w:t>
       </w:r>
+      <w:r>
+        <w:rPr>
+          <w:rtl w:val="0"/>
+        </w:rPr>
+      </w:r>
     </w:p>
     <w:p>
       <w:pPr>
         <w:pStyle w:val="Heading2"/>
         <w:rPr/>
       </w:pPr>
-      <w:bookmarkStart w:colFirst="0" w:colLast="0" w:name="_r65jn32sa5kv" w:id="3"/>
+      <w:bookmarkStart w:colFirst="0" w:colLast="0" w:name="_36ljfv80yrty" w:id="3"/>
       <w:bookmarkEnd w:id="3"/>
       <w:r>
         <w:rPr>
@@ -530,7 +543,7 @@
         <w:pStyle w:val="Heading2"/>
         <w:rPr/>
       </w:pPr>
-      <w:bookmarkStart w:colFirst="0" w:colLast="0" w:name="_z36rokp27wlp" w:id="4"/>
+      <w:bookmarkStart w:colFirst="0" w:colLast="0" w:name="_2sc7dyq8a28z" w:id="4"/>
       <w:bookmarkEnd w:id="4"/>
       <w:r>
         <w:rPr>
@@ -546,6 +559,7 @@
           <w:numId w:val="1"/>
         </w:numPr>
         <w:ind w:left="720" w:hanging="360"/>
+        <w:rPr/>
       </w:pPr>
       <w:r>
         <w:rPr>
@@ -561,6 +575,7 @@
           <w:numId w:val="1"/>
         </w:numPr>
         <w:ind w:left="720" w:hanging="360"/>
+        <w:rPr/>
       </w:pPr>
       <w:r>
         <w:rPr>
@@ -576,6 +591,7 @@
           <w:numId w:val="1"/>
         </w:numPr>
         <w:ind w:left="720" w:hanging="360"/>
+        <w:rPr/>
       </w:pPr>
       <w:r>
         <w:rPr>
@@ -591,6 +607,7 @@
           <w:numId w:val="1"/>
         </w:numPr>
         <w:ind w:left="720" w:hanging="360"/>
+        <w:rPr/>
       </w:pPr>
       <w:r>
         <w:rPr>
